--- a/SER_Project_Report.docx
+++ b/SER_Project_Report.docx
@@ -1575,7 +1575,7 @@
           <w:sz w:val="24"/>
           <w:szCs w:val="24"/>
         </w:rPr>
-        <w:t>The full source code is included with this submission (project folder / GitHub repository). Key files: src/features.py (turns raw audio into MFCC and Mel-spectrogram features), src/models.py (the three model architectures), src/train.py (loads the data, trains all three models, and evaluates them), and app.py (the Streamlit web app used for the live demo). See README.md in the project folder for setup and run instructions.</w:t>
+        <w:t>The full source code is available on GitHub: https://github.com/Tarunk1109/speech-emotion-recognition. Key files: src/features.py (turns raw audio into MFCC and Mel-spectrogram features), src/models.py (the three model architectures), src/train.py (loads the data, trains all three models, and evaluates them), and app.py (the Streamlit web app used for the live demo). See README.md in the repository for setup and run instructions.</w:t>
       </w:r>
     </w:p>
     <w:sectPr>
